--- a/docs/rifqi-cover-letter.docx
+++ b/docs/rifqi-cover-letter.docx
@@ -142,7 +142,7 @@
           <w:sz w:val="20"/>
           <w:szCs w:val="20"/>
         </w:rPr>
-        <w:t xml:space="preserve">[OPENING — one sentence on the position, one sentence on why this company specifically.]</w:t>
+        <w:t xml:space="preserve">[OPENING: one sentence on the position, one sentence on why this company specifically.]</w:t>
       </w:r>
     </w:p>
     <w:p>
